--- a/Fase 2/Evidencias Proyecto/Evidencias de documentación/09_Plan_Gestion_Calidad.docx
+++ b/Fase 2/Evidencias Proyecto/Evidencias de documentación/09_Plan_Gestion_Calidad.docx
@@ -497,7 +497,7 @@
                 <w:sz w:val="20"/>
                 <w:szCs w:val="20"/>
               </w:rPr>
-              <w:t>1.0</w:t>
+              <w:t>1.1</w:t>
             </w:r>
           </w:p>
         </w:tc>
@@ -2522,7 +2522,7 @@
           <w:sz w:val="22"/>
           <w:szCs w:val="22"/>
         </w:rPr>
-        <w:t>Pruebas de base de datos: el script DDL se valida automáticamente con 14 casos (doble reserva, reagendamiento, auditoría inmutable, abono parametrizable, plazos de derechos) — resultado: 14/14 aprobados el 06-10-2026.</w:t>
+        <w:t>Pruebas de base de datos: el script DDL se valida automáticamente con 22 casos (doble reserva, reagendamiento, auditoría inmutable, abono parametrizable, plazos de derechos, alta de colaboradores y duración máxima) — resultado: 22/22 aprobados en PGlite el 08-10-2026 y en Supabase (PostgreSQL 17) el 20-10-2026.</w:t>
       </w:r>
     </w:p>
     <w:p>
@@ -2702,7 +2702,7 @@
           <w:sz w:val="22"/>
           <w:szCs w:val="22"/>
         </w:rPr>
-        <w:t>PGlite/PostgreSQL para pruebas automatizadas del esquema.</w:t>
+        <w:t>PGlite y Supabase (PostgreSQL 17) para pruebas automatizadas del esquema.</w:t>
       </w:r>
     </w:p>
     <w:p>

--- a/Fase 2/Evidencias Proyecto/Evidencias de documentación/09_Plan_Gestion_Calidad.docx
+++ b/Fase 2/Evidencias Proyecto/Evidencias de documentación/09_Plan_Gestion_Calidad.docx
@@ -2522,7 +2522,7 @@
           <w:sz w:val="22"/>
           <w:szCs w:val="22"/>
         </w:rPr>
-        <w:t>Pruebas de base de datos: el script DDL se valida automáticamente con 22 casos (doble reserva, reagendamiento, auditoría inmutable, abono parametrizable, plazos de derechos, alta de colaboradores y duración máxima) — resultado: 22/22 aprobados en PGlite el 08-10-2026 y en Supabase (PostgreSQL 17) el 20-10-2026.</w:t>
+        <w:t>Pruebas de base de datos: el script DDL se valida automáticamente con 24 casos (doble reserva, reagendamiento, auditoría inmutable, abono parametrizable, plazos de derechos, alta de colaboradores, duración máxima y calificación de reseñas) — resultado: 22/22 aprobados en PGlite el 08-10-2026 y en Supabase (PostgreSQL 17) el 20-10-2026, y 24/24 en PGlite el 22-10-2026 con la tabla resena. La API (funciones api_*) se probó con 17/17 casos el 22-10-2026.</w:t>
       </w:r>
     </w:p>
     <w:p>
